--- a/SEVEN-G/docx/es/plantillas/P61_SEVEN-G_Declaracion_de_aplicacion_de_SEVEN-G.docx
+++ b/SEVEN-G/docx/es/plantillas/P61_SEVEN-G_Declaracion_de_aplicacion_de_SEVEN-G.docx
@@ -136,7 +136,7 @@
               <w:pStyle w:val="Celda"/>
             </w:pPr>
             <w:r>
-              <w:t xml:space="preserve">Fernando García · SEACHAD</w:t>
+              <w:t xml:space="preserve">Fernando García Varela</w:t>
             </w:r>
           </w:p>
         </w:tc>
@@ -200,7 +200,7 @@
         <w:t xml:space="preserve">Cada organización que use SEVEN-G es la única responsable de identificar la normativa que le aplica, verificar su vigencia y certificar su propio cumplimiento regulatorio</w:t>
       </w:r>
       <w:r>
-        <w:t xml:space="preserve">, con el asesoramiento cualificado que corresponda. El autor y SEACHAD no asumen responsabilidad alguna por el uso que se haga de este contenido ni por las decisiones que se adopten con él. Los datos, cifras, compañías y casos de los ejemplos son ficticios o ilustrativos.</w:t>
+        <w:t xml:space="preserve">, con el asesoramiento cualificado que corresponda. El autor no asume responsabilidad alguna por el uso que se haga de este contenido ni por las decisiones que se adopten con él. Los datos, cifras, compañías y casos de los ejemplos son ficticios o ilustrativos.</w:t>
       </w:r>
     </w:p>
     <w:p>
@@ -237,7 +237,7 @@
         <w:t xml:space="preserve">No es una certificación.</w:t>
       </w:r>
       <w:r>
-        <w:t xml:space="preserve"> No existe certificación oficial de SEVEN-G en la versión 0.x. La declaración es responsabilidad exclusiva de la compañía que la emite; un informe de revisión de un tercero es una opinión profesional con su alcance y su fecha, y no otorga ningún sello. El uso del nombre SEVEN-G no implica respaldo del autor ni de SEACHAD (documentos 91 §6 y 93).</w:t>
+        <w:t xml:space="preserve"> No existe certificación oficial de SEVEN-G en la versión 0.x. La declaración es responsabilidad exclusiva de la compañía que la emite; un informe de revisión de un tercero es una opinión profesional con su alcance y su fecha, y no otorga ningún sello. El uso del nombre SEVEN-G no implica respaldo del autor (documentos 91 §6 y 93).</w:t>
       </w:r>
     </w:p>
     <w:p>
@@ -3672,7 +3672,7 @@
         <w:t xml:space="preserve">[fecha]</w:t>
       </w:r>
       <w:r>
-        <w:t xml:space="preserve">), marco de Fernando García · SEACHAD publicado con licencia CC BY 4.0, desde el </w:t>
+        <w:t xml:space="preserve">), marco de Fernando García Varela publicado con licencia CC BY 4.0, desde el </w:t>
       </w:r>
       <w:r>
         <w:rPr>
@@ -3798,7 +3798,7 @@
         <w:t xml:space="preserve">[fecha de la siguiente auditoría anual]</w:t>
       </w:r>
       <w:r>
-        <w:t xml:space="preserve">. Esta declaración es una autodeclaración de la compañía y no es una certificación. No existe certificación oficial de SEVEN-G en la versión 0.x. El uso del nombre SEVEN-G no implica respaldo del autor del marco ni de SEACHAD. </w:t>
+        <w:t xml:space="preserve">. Esta declaración es una autodeclaración de la compañía y no es una certificación. No existe certificación oficial de SEVEN-G en la versión 0.x. El uso del nombre SEVEN-G no implica respaldo del autor del marco. </w:t>
       </w:r>
       <w:r>
         <w:rPr>
@@ -3838,7 +3838,7 @@
         <w:t xml:space="preserve">[número]</w:t>
       </w:r>
       <w:r>
-        <w:t xml:space="preserve">), marco de Fernando García · SEACHAD publicado con licencia CC BY 4.0: </w:t>
+        <w:t xml:space="preserve">), marco de Fernando García Varela publicado con licencia CC BY 4.0: </w:t>
       </w:r>
       <w:r>
         <w:rPr>
@@ -3856,7 +3856,7 @@
         <w:t xml:space="preserve">[alcance]</w:t>
       </w:r>
       <w:r>
-        <w:t xml:space="preserve">. Esta mención no es una declaración de aplicación del marco completo ni una certificación; no existe certificación oficial de SEVEN-G en la versión 0.x y el uso del nombre no implica respaldo del autor ni de SEACHAD.</w:t>
+        <w:t xml:space="preserve">. Esta mención no es una declaración de aplicación del marco completo ni una certificación; no existe certificación oficial de SEVEN-G en la versión 0.x y el uso del nombre no implica respaldo del autor.</w:t>
       </w:r>
     </w:p>
     <w:p>
@@ -3869,7 +3869,7 @@
     </w:p>
     <w:p>
       <w:r>
-        <w:t xml:space="preserve">«Certificado SEVEN-G», «certificación SEVEN-G», «compañía certificada» · «homologado por SEVEN-G», «partner oficial» · «avalado por Fernando García» o «por SEACHAD» · «cumplimiento del Reglamento de IA garantizado por SEVEN-G» · cualquier afirmación de que la compañía cumple la regulación «según SEVEN-G».</w:t>
+        <w:t xml:space="preserve">«Certificado SEVEN-G», «certificación SEVEN-G», «compañía certificada» · «homologado por SEVEN-G», «partner oficial» · «avalado por Fernando García Varela» · «cumplimiento del Reglamento de IA garantizado por SEVEN-G» · cualquier afirmación de que la compañía cumple la regulación «según SEVEN-G».</w:t>
       </w:r>
     </w:p>
     <w:p>
@@ -4929,7 +4929,7 @@
       <w:pStyle w:val="Pie"/>
     </w:pPr>
     <w:r>
-      <w:t xml:space="preserve">SEVEN-G · Plantilla P61 · Declaración de aplicación de SEVEN-G · CC BY 4.0 · Fernando García · SEACHAD · Generada desde la fuente Markdown: no edite la plantilla, rellene una copia.</w:t>
+      <w:t xml:space="preserve">SEVEN-G · Plantilla P61 · Declaración de aplicación de SEVEN-G · CC BY 4.0 · Fernando García Varela · Generada desde la fuente Markdown: no edite la plantilla, rellene una copia.</w:t>
     </w:r>
     <w:r>
       <w:rPr>

--- a/SEVEN-G/docx/es/plantillas/P61_SEVEN-G_Declaracion_de_aplicacion_de_SEVEN-G.docx
+++ b/SEVEN-G/docx/es/plantillas/P61_SEVEN-G_Declaracion_de_aplicacion_de_SEVEN-G.docx
@@ -200,7 +200,7 @@
         <w:t xml:space="preserve">Cada organización que use SEVEN-G es la única responsable de identificar la normativa que le aplica, verificar su vigencia y certificar su propio cumplimiento regulatorio</w:t>
       </w:r>
       <w:r>
-        <w:t xml:space="preserve">, con el asesoramiento cualificado que corresponda. El autor no asume responsabilidad alguna por el uso que se haga de este contenido ni por las decisiones que se adopten con él. Los datos, cifras, compañías y casos de los ejemplos son ficticios o ilustrativos.</w:t>
+        <w:t xml:space="preserve">, con el asesoramiento cualificado que corresponda. Esta metodología es una ayuda genérica y gratuita, compartida con la comunidad para que nadie tenga que empezar desde cero; cada persona u organización puede y debe adaptarla a su propio uso. No debe entenderse que sus partes jurídicamente sensibles hayan sido revisadas por una asesoría jurídica: esas revisiones, para cada empresa o sector, son responsabilidad última de la empresa, el consultor o la organización que la use. Aunque se procura mantenerla al día, alguna norma puede haber cambiado sin que se recoja aquí. En la máxima medida permitida por la ley, el autor no asume responsabilidad alguna por los efectos de su aplicación en ninguna organización ni por su aplicabilidad completa. La metodología no otorga certificación de ningún tipo. El autor no asume responsabilidad alguna por el uso que se haga de este contenido ni por las decisiones que se adopten con él. Los datos, cifras, compañías y casos de los ejemplos son ficticios o ilustrativos.</w:t>
       </w:r>
     </w:p>
     <w:p>

--- a/SEVEN-G/docx/es/plantillas/P61_SEVEN-G_Declaracion_de_aplicacion_de_SEVEN-G.docx
+++ b/SEVEN-G/docx/es/plantillas/P61_SEVEN-G_Declaracion_de_aplicacion_de_SEVEN-G.docx
@@ -80,7 +80,7 @@
               <w:pStyle w:val="Celda"/>
             </w:pPr>
             <w:r>
-              <w:t xml:space="preserve">0.1 (borrador de trabajo)</w:t>
+              <w:t xml:space="preserve">0.2 (borrador de trabajo)</w:t>
             </w:r>
           </w:p>
         </w:tc>
@@ -108,7 +108,7 @@
               <w:pStyle w:val="Celda"/>
             </w:pPr>
             <w:r>
-              <w:t xml:space="preserve">19-09-2026</w:t>
+              <w:t xml:space="preserve">01-10-2026</w:t>
             </w:r>
           </w:p>
         </w:tc>
@@ -223,7 +223,7 @@
         <w:t xml:space="preserve">autodeclaración verificable</w:t>
       </w:r>
       <w:r>
-        <w:t xml:space="preserve">: cada una de las siete condiciones de 01 §14 enlaza con su evidencia y con el resultado de una auditoría, y el texto deja claro que no es una certificación.</w:t>
+        <w:t xml:space="preserve">: cada una de las catorce reglas del núcleo (01 §14.1) enlaza con su evidencia y con el resultado de una auditoría, y el texto deja claro que no es una certificación.</w:t>
       </w:r>
     </w:p>
     <w:p>
@@ -580,7 +580,7 @@
         <w:t xml:space="preserve">Declaración integral</w:t>
       </w:r>
       <w:r>
-        <w:t xml:space="preserve">: solo si se cumplen las siete condiciones de 01 §14 y la auditoría de la declaración es Conforme o Conforme con observaciones. Con resultado No conforme la compañía no puede declarar que aplica SEVEN-G; puede comunicar que está en proceso de implantación (38 §11.3).</w:t>
+        <w:t xml:space="preserve">: solo si se cumplen las catorce reglas del núcleo de 01 §14.1 y la auditoría de la declaración es Conforme o Conforme con observaciones. Con resultado No conforme la compañía no puede declarar que aplica SEVEN-G; puede comunicar que está en proceso de implantación (38 §11.3).</w:t>
       </w:r>
     </w:p>
     <w:p>
@@ -606,7 +606,7 @@
         <w:t xml:space="preserve">utiliza</w:t>
       </w:r>
       <w:r>
-        <w:t xml:space="preserve">, con la fórmula de 91 §6.1, y no invoca las siete condiciones.</w:t>
+        <w:t xml:space="preserve">, con la fórmula de 91 §6.1, y no invoca el núcleo.</w:t>
       </w:r>
     </w:p>
     <w:p>
@@ -786,6 +786,44 @@
             </w:pPr>
             <w:r>
               <w:t xml:space="preserve">Número y fecha (por ejemplo, 0.1 · 16-09-2026).</w:t>
+            </w:r>
+          </w:p>
+        </w:tc>
+      </w:tr>
+      <w:tr>
+        <w:tc>
+          <w:tcPr>
+            <w:tcW w:w="3213" w:type="dxa"/>
+          </w:tcPr>
+          <w:p>
+            <w:pPr>
+              <w:pStyle w:val="Celda"/>
+            </w:pPr>
+            <w:r>
+              <w:t xml:space="preserve">Versión del núcleo aplicada</w:t>
+            </w:r>
+          </w:p>
+        </w:tc>
+        <w:tc>
+          <w:tcPr>
+            <w:tcW w:w="3213" w:type="dxa"/>
+          </w:tcPr>
+          <w:p>
+            <w:pPr>
+              <w:pStyle w:val="Celda"/>
+            </w:pPr>
+          </w:p>
+        </w:tc>
+        <w:tc>
+          <w:tcPr>
+            <w:tcW w:w="3213" w:type="dxa"/>
+          </w:tcPr>
+          <w:p>
+            <w:pPr>
+              <w:pStyle w:val="Celda"/>
+            </w:pPr>
+            <w:r>
+              <w:t xml:space="preserve">Versión del núcleo de 01 §14.1 (por ejemplo, 1 · 01-10-2026).</w:t>
             </w:r>
           </w:p>
         </w:tc>
@@ -1741,7 +1779,7 @@
     </w:p>
     <w:p>
       <w:r>
-        <w:t xml:space="preserve">En una declaración integral, el ciclo corporativo, el ciclo de vida, el sistema de gobierno y las reglas de medición del valor deben figurar como aplicados, porque los exigen las condiciones de 01 §14.</w:t>
+        <w:t xml:space="preserve">En una declaración integral, el ciclo corporativo, el ciclo de vida, el sistema de gobierno y las reglas de medición del valor deben figurar como aplicados, porque los exige el núcleo (01 §14.1).</w:t>
       </w:r>
     </w:p>
     <w:p>
@@ -1990,7 +2028,7 @@
         <w:pStyle w:val="Heading1"/>
       </w:pPr>
       <w:r>
-        <w:t xml:space="preserve">6. Condiciones de 01 §14 y evidencias</w:t>
+        <w:t xml:space="preserve">6. Reglas del núcleo (01 §14.1) y evidencias</w:t>
       </w:r>
     </w:p>
     <w:tbl>
@@ -2025,7 +2063,7 @@
               <w:rPr>
                 <w:b/>
               </w:rPr>
-              <w:t xml:space="preserve">Nº</w:t>
+              <w:t xml:space="preserve">Código</w:t>
             </w:r>
           </w:p>
         </w:tc>
@@ -2042,7 +2080,7 @@
               <w:rPr>
                 <w:b/>
               </w:rPr>
-              <w:t xml:space="preserve">Condición</w:t>
+              <w:t xml:space="preserve">Regla del núcleo</w:t>
             </w:r>
           </w:p>
         </w:tc>
@@ -2110,35 +2148,858 @@
               <w:rPr>
                 <w:b/>
               </w:rPr>
-              <w:t xml:space="preserve">Resultado de la auditoría para la condición</w:t>
-            </w:r>
-          </w:p>
-        </w:tc>
-      </w:tr>
-      <w:tr>
-        <w:tc>
-          <w:tcPr>
-            <w:tcW w:w="1606" w:type="dxa"/>
-          </w:tcPr>
-          <w:p>
-            <w:pPr>
-              <w:pStyle w:val="Celda"/>
-            </w:pPr>
-            <w:r>
-              <w:t xml:space="preserve">1</w:t>
-            </w:r>
-          </w:p>
-        </w:tc>
-        <w:tc>
-          <w:tcPr>
-            <w:tcW w:w="1606" w:type="dxa"/>
-          </w:tcPr>
-          <w:p>
-            <w:pPr>
-              <w:pStyle w:val="Celda"/>
-            </w:pPr>
-            <w:r>
-              <w:t xml:space="preserve">C1 y C2 completados; tesis de IA, ambición por esfera y apetito de riesgo aprobados por el consejo.</w:t>
+              <w:t xml:space="preserve">Resultado de la auditoría para la regla</w:t>
+            </w:r>
+          </w:p>
+        </w:tc>
+      </w:tr>
+      <w:tr>
+        <w:tc>
+          <w:tcPr>
+            <w:tcW w:w="1606" w:type="dxa"/>
+          </w:tcPr>
+          <w:p>
+            <w:pPr>
+              <w:pStyle w:val="Celda"/>
+            </w:pPr>
+            <w:r>
+              <w:t xml:space="preserve">N-01</w:t>
+            </w:r>
+          </w:p>
+        </w:tc>
+        <w:tc>
+          <w:tcPr>
+            <w:tcW w:w="1606" w:type="dxa"/>
+          </w:tcPr>
+          <w:p>
+            <w:pPr>
+              <w:pStyle w:val="Celda"/>
+            </w:pPr>
+            <w:r>
+              <w:t xml:space="preserve">Inventario completo con responsable, clasificación regulatoria e intensidad.</w:t>
+            </w:r>
+          </w:p>
+        </w:tc>
+        <w:tc>
+          <w:tcPr>
+            <w:tcW w:w="1606" w:type="dxa"/>
+          </w:tcPr>
+          <w:p>
+            <w:pPr>
+              <w:pStyle w:val="Celda"/>
+            </w:pPr>
+            <w:r>
+              <w:t xml:space="preserve">D6.05</w:t>
+            </w:r>
+          </w:p>
+        </w:tc>
+        <w:tc>
+          <w:tcPr>
+            <w:tcW w:w="1606" w:type="dxa"/>
+          </w:tcPr>
+          <w:p>
+            <w:pPr>
+              <w:pStyle w:val="Celda"/>
+            </w:pPr>
+          </w:p>
+        </w:tc>
+        <w:tc>
+          <w:tcPr>
+            <w:tcW w:w="1606" w:type="dxa"/>
+          </w:tcPr>
+          <w:p>
+            <w:pPr>
+              <w:pStyle w:val="Celda"/>
+            </w:pPr>
+            <w:r>
+              <w:t xml:space="preserve">T02; conciliación del inventario (32 §9).</w:t>
+            </w:r>
+          </w:p>
+        </w:tc>
+        <w:tc>
+          <w:tcPr>
+            <w:tcW w:w="1606" w:type="dxa"/>
+          </w:tcPr>
+          <w:p>
+            <w:pPr>
+              <w:pStyle w:val="Celda"/>
+            </w:pPr>
+          </w:p>
+        </w:tc>
+      </w:tr>
+      <w:tr>
+        <w:tc>
+          <w:tcPr>
+            <w:tcW w:w="1606" w:type="dxa"/>
+          </w:tcPr>
+          <w:p>
+            <w:pPr>
+              <w:pStyle w:val="Celda"/>
+            </w:pPr>
+            <w:r>
+              <w:t xml:space="preserve">N-02</w:t>
+            </w:r>
+          </w:p>
+        </w:tc>
+        <w:tc>
+          <w:tcPr>
+            <w:tcW w:w="1606" w:type="dxa"/>
+          </w:tcPr>
+          <w:p>
+            <w:pPr>
+              <w:pStyle w:val="Celda"/>
+            </w:pPr>
+            <w:r>
+              <w:t xml:space="preserve">Registro de iniciativas con la trazabilidad de 01 §6.11.</w:t>
+            </w:r>
+          </w:p>
+        </w:tc>
+        <w:tc>
+          <w:tcPr>
+            <w:tcW w:w="1606" w:type="dxa"/>
+          </w:tcPr>
+          <w:p>
+            <w:pPr>
+              <w:pStyle w:val="Celda"/>
+            </w:pPr>
+            <w:r>
+              <w:t xml:space="preserve">D2.05</w:t>
+            </w:r>
+          </w:p>
+        </w:tc>
+        <w:tc>
+          <w:tcPr>
+            <w:tcW w:w="1606" w:type="dxa"/>
+          </w:tcPr>
+          <w:p>
+            <w:pPr>
+              <w:pStyle w:val="Celda"/>
+            </w:pPr>
+          </w:p>
+        </w:tc>
+        <w:tc>
+          <w:tcPr>
+            <w:tcW w:w="1606" w:type="dxa"/>
+          </w:tcPr>
+          <w:p>
+            <w:pPr>
+              <w:pStyle w:val="Celda"/>
+            </w:pPr>
+            <w:r>
+              <w:t xml:space="preserve">T01.</w:t>
+            </w:r>
+          </w:p>
+        </w:tc>
+        <w:tc>
+          <w:tcPr>
+            <w:tcW w:w="1606" w:type="dxa"/>
+          </w:tcPr>
+          <w:p>
+            <w:pPr>
+              <w:pStyle w:val="Celda"/>
+            </w:pPr>
+          </w:p>
+        </w:tc>
+      </w:tr>
+      <w:tr>
+        <w:tc>
+          <w:tcPr>
+            <w:tcW w:w="1606" w:type="dxa"/>
+          </w:tcPr>
+          <w:p>
+            <w:pPr>
+              <w:pStyle w:val="Celda"/>
+            </w:pPr>
+            <w:r>
+              <w:t xml:space="preserve">N-03</w:t>
+            </w:r>
+          </w:p>
+        </w:tc>
+        <w:tc>
+          <w:tcPr>
+            <w:tcW w:w="1606" w:type="dxa"/>
+          </w:tcPr>
+          <w:p>
+            <w:pPr>
+              <w:pStyle w:val="Celda"/>
+            </w:pPr>
+            <w:r>
+              <w:t xml:space="preserve">Intensidad determinada en cada iniciativa y revisada en G3 y en cada R6.</w:t>
+            </w:r>
+          </w:p>
+        </w:tc>
+        <w:tc>
+          <w:tcPr>
+            <w:tcW w:w="1606" w:type="dxa"/>
+          </w:tcPr>
+          <w:p>
+            <w:pPr>
+              <w:pStyle w:val="Celda"/>
+            </w:pPr>
+            <w:r>
+              <w:t xml:space="preserve">—</w:t>
+            </w:r>
+          </w:p>
+        </w:tc>
+        <w:tc>
+          <w:tcPr>
+            <w:tcW w:w="1606" w:type="dxa"/>
+          </w:tcPr>
+          <w:p>
+            <w:pPr>
+              <w:pStyle w:val="Celda"/>
+            </w:pPr>
+          </w:p>
+        </w:tc>
+        <w:tc>
+          <w:tcPr>
+            <w:tcW w:w="1606" w:type="dxa"/>
+          </w:tcPr>
+          <w:p>
+            <w:pPr>
+              <w:pStyle w:val="Celda"/>
+            </w:pPr>
+            <w:r>
+              <w:t xml:space="preserve">T01 (P04, T04).</w:t>
+            </w:r>
+          </w:p>
+        </w:tc>
+        <w:tc>
+          <w:tcPr>
+            <w:tcW w:w="1606" w:type="dxa"/>
+          </w:tcPr>
+          <w:p>
+            <w:pPr>
+              <w:pStyle w:val="Celda"/>
+            </w:pPr>
+          </w:p>
+        </w:tc>
+      </w:tr>
+      <w:tr>
+        <w:tc>
+          <w:tcPr>
+            <w:tcW w:w="1606" w:type="dxa"/>
+          </w:tcPr>
+          <w:p>
+            <w:pPr>
+              <w:pStyle w:val="Celda"/>
+            </w:pPr>
+            <w:r>
+              <w:t xml:space="preserve">N-04</w:t>
+            </w:r>
+          </w:p>
+        </w:tc>
+        <w:tc>
+          <w:tcPr>
+            <w:tcW w:w="1606" w:type="dxa"/>
+          </w:tcPr>
+          <w:p>
+            <w:pPr>
+              <w:pStyle w:val="Celda"/>
+            </w:pPr>
+            <w:r>
+              <w:t xml:space="preserve">Todas las iniciativas nuevas recorren el ciclo de vida con sus </w:t>
+            </w:r>
+            <w:r>
+              <w:rPr>
+                <w:i/>
+              </w:rPr>
+              <w:t xml:space="preserve">gates</w:t>
+            </w:r>
+            <w:r>
+              <w:t xml:space="preserve"> registrados.</w:t>
+            </w:r>
+          </w:p>
+        </w:tc>
+        <w:tc>
+          <w:tcPr>
+            <w:tcW w:w="1606" w:type="dxa"/>
+          </w:tcPr>
+          <w:p>
+            <w:pPr>
+              <w:pStyle w:val="Celda"/>
+            </w:pPr>
+            <w:r>
+              <w:t xml:space="preserve">D2.06</w:t>
+            </w:r>
+          </w:p>
+        </w:tc>
+        <w:tc>
+          <w:tcPr>
+            <w:tcW w:w="1606" w:type="dxa"/>
+          </w:tcPr>
+          <w:p>
+            <w:pPr>
+              <w:pStyle w:val="Celda"/>
+            </w:pPr>
+          </w:p>
+        </w:tc>
+        <w:tc>
+          <w:tcPr>
+            <w:tcW w:w="1606" w:type="dxa"/>
+          </w:tcPr>
+          <w:p>
+            <w:pPr>
+              <w:pStyle w:val="Celda"/>
+            </w:pPr>
+            <w:r>
+              <w:t xml:space="preserve">T01, T03, P29.</w:t>
+            </w:r>
+          </w:p>
+        </w:tc>
+        <w:tc>
+          <w:tcPr>
+            <w:tcW w:w="1606" w:type="dxa"/>
+          </w:tcPr>
+          <w:p>
+            <w:pPr>
+              <w:pStyle w:val="Celda"/>
+            </w:pPr>
+          </w:p>
+        </w:tc>
+      </w:tr>
+      <w:tr>
+        <w:tc>
+          <w:tcPr>
+            <w:tcW w:w="1606" w:type="dxa"/>
+          </w:tcPr>
+          <w:p>
+            <w:pPr>
+              <w:pStyle w:val="Celda"/>
+            </w:pPr>
+            <w:r>
+              <w:t xml:space="preserve">N-05</w:t>
+            </w:r>
+          </w:p>
+        </w:tc>
+        <w:tc>
+          <w:tcPr>
+            <w:tcW w:w="1606" w:type="dxa"/>
+          </w:tcPr>
+          <w:p>
+            <w:pPr>
+              <w:pStyle w:val="Celda"/>
+            </w:pPr>
+            <w:r>
+              <w:t xml:space="preserve">G3 decidido siempre por separado.</w:t>
+            </w:r>
+          </w:p>
+        </w:tc>
+        <w:tc>
+          <w:tcPr>
+            <w:tcW w:w="1606" w:type="dxa"/>
+          </w:tcPr>
+          <w:p>
+            <w:pPr>
+              <w:pStyle w:val="Celda"/>
+            </w:pPr>
+            <w:r>
+              <w:t xml:space="preserve">—</w:t>
+            </w:r>
+          </w:p>
+        </w:tc>
+        <w:tc>
+          <w:tcPr>
+            <w:tcW w:w="1606" w:type="dxa"/>
+          </w:tcPr>
+          <w:p>
+            <w:pPr>
+              <w:pStyle w:val="Celda"/>
+            </w:pPr>
+          </w:p>
+        </w:tc>
+        <w:tc>
+          <w:tcPr>
+            <w:tcW w:w="1606" w:type="dxa"/>
+          </w:tcPr>
+          <w:p>
+            <w:pPr>
+              <w:pStyle w:val="Celda"/>
+            </w:pPr>
+            <w:r>
+              <w:t xml:space="preserve">T01 (decisiones de G3).</w:t>
+            </w:r>
+          </w:p>
+        </w:tc>
+        <w:tc>
+          <w:tcPr>
+            <w:tcW w:w="1606" w:type="dxa"/>
+          </w:tcPr>
+          <w:p>
+            <w:pPr>
+              <w:pStyle w:val="Celda"/>
+            </w:pPr>
+          </w:p>
+        </w:tc>
+      </w:tr>
+      <w:tr>
+        <w:tc>
+          <w:tcPr>
+            <w:tcW w:w="1606" w:type="dxa"/>
+          </w:tcPr>
+          <w:p>
+            <w:pPr>
+              <w:pStyle w:val="Celda"/>
+            </w:pPr>
+            <w:r>
+              <w:t xml:space="preserve">N-06</w:t>
+            </w:r>
+          </w:p>
+        </w:tc>
+        <w:tc>
+          <w:tcPr>
+            <w:tcW w:w="1606" w:type="dxa"/>
+          </w:tcPr>
+          <w:p>
+            <w:pPr>
+              <w:pStyle w:val="Celda"/>
+            </w:pPr>
+            <w:r>
+              <w:t xml:space="preserve">Roles y órganos asignados con las incompatibilidades de 01 §8.2.</w:t>
+            </w:r>
+          </w:p>
+        </w:tc>
+        <w:tc>
+          <w:tcPr>
+            <w:tcW w:w="1606" w:type="dxa"/>
+          </w:tcPr>
+          <w:p>
+            <w:pPr>
+              <w:pStyle w:val="Celda"/>
+            </w:pPr>
+            <w:r>
+              <w:t xml:space="preserve">D1.07 · D1.08</w:t>
+            </w:r>
+          </w:p>
+        </w:tc>
+        <w:tc>
+          <w:tcPr>
+            <w:tcW w:w="1606" w:type="dxa"/>
+          </w:tcPr>
+          <w:p>
+            <w:pPr>
+              <w:pStyle w:val="Celda"/>
+            </w:pPr>
+          </w:p>
+        </w:tc>
+        <w:tc>
+          <w:tcPr>
+            <w:tcW w:w="1606" w:type="dxa"/>
+          </w:tcPr>
+          <w:p>
+            <w:pPr>
+              <w:pStyle w:val="Celda"/>
+            </w:pPr>
+            <w:r>
+              <w:t xml:space="preserve">Mandatos (documento 30); P03.</w:t>
+            </w:r>
+          </w:p>
+        </w:tc>
+        <w:tc>
+          <w:tcPr>
+            <w:tcW w:w="1606" w:type="dxa"/>
+          </w:tcPr>
+          <w:p>
+            <w:pPr>
+              <w:pStyle w:val="Celda"/>
+            </w:pPr>
+          </w:p>
+        </w:tc>
+      </w:tr>
+      <w:tr>
+        <w:tc>
+          <w:tcPr>
+            <w:tcW w:w="1606" w:type="dxa"/>
+          </w:tcPr>
+          <w:p>
+            <w:pPr>
+              <w:pStyle w:val="Celda"/>
+            </w:pPr>
+            <w:r>
+              <w:t xml:space="preserve">N-07</w:t>
+            </w:r>
+          </w:p>
+        </w:tc>
+        <w:tc>
+          <w:tcPr>
+            <w:tcW w:w="1606" w:type="dxa"/>
+          </w:tcPr>
+          <w:p>
+            <w:pPr>
+              <w:pStyle w:val="Celda"/>
+            </w:pPr>
+            <w:r>
+              <w:t xml:space="preserve">Validación dual y evidencia anterior a la decisión.</w:t>
+            </w:r>
+          </w:p>
+        </w:tc>
+        <w:tc>
+          <w:tcPr>
+            <w:tcW w:w="1606" w:type="dxa"/>
+          </w:tcPr>
+          <w:p>
+            <w:pPr>
+              <w:pStyle w:val="Celda"/>
+            </w:pPr>
+            <w:r>
+              <w:t xml:space="preserve">—</w:t>
+            </w:r>
+          </w:p>
+        </w:tc>
+        <w:tc>
+          <w:tcPr>
+            <w:tcW w:w="1606" w:type="dxa"/>
+          </w:tcPr>
+          <w:p>
+            <w:pPr>
+              <w:pStyle w:val="Celda"/>
+            </w:pPr>
+          </w:p>
+        </w:tc>
+        <w:tc>
+          <w:tcPr>
+            <w:tcW w:w="1606" w:type="dxa"/>
+          </w:tcPr>
+          <w:p>
+            <w:pPr>
+              <w:pStyle w:val="Celda"/>
+            </w:pPr>
+            <w:r>
+              <w:t xml:space="preserve">T01 (verificador y fechas de evidencia).</w:t>
+            </w:r>
+          </w:p>
+        </w:tc>
+        <w:tc>
+          <w:tcPr>
+            <w:tcW w:w="1606" w:type="dxa"/>
+          </w:tcPr>
+          <w:p>
+            <w:pPr>
+              <w:pStyle w:val="Celda"/>
+            </w:pPr>
+          </w:p>
+        </w:tc>
+      </w:tr>
+      <w:tr>
+        <w:tc>
+          <w:tcPr>
+            <w:tcW w:w="1606" w:type="dxa"/>
+          </w:tcPr>
+          <w:p>
+            <w:pPr>
+              <w:pStyle w:val="Celda"/>
+            </w:pPr>
+            <w:r>
+              <w:t xml:space="preserve">N-08</w:t>
+            </w:r>
+          </w:p>
+        </w:tc>
+        <w:tc>
+          <w:tcPr>
+            <w:tcW w:w="1606" w:type="dxa"/>
+          </w:tcPr>
+          <w:p>
+            <w:pPr>
+              <w:pStyle w:val="Celda"/>
+            </w:pPr>
+            <w:r>
+              <w:t xml:space="preserve">Ningún criterio «Sí ◆» admitido como condición.</w:t>
+            </w:r>
+          </w:p>
+        </w:tc>
+        <w:tc>
+          <w:tcPr>
+            <w:tcW w:w="1606" w:type="dxa"/>
+          </w:tcPr>
+          <w:p>
+            <w:pPr>
+              <w:pStyle w:val="Celda"/>
+            </w:pPr>
+            <w:r>
+              <w:t xml:space="preserve">—</w:t>
+            </w:r>
+          </w:p>
+        </w:tc>
+        <w:tc>
+          <w:tcPr>
+            <w:tcW w:w="1606" w:type="dxa"/>
+          </w:tcPr>
+          <w:p>
+            <w:pPr>
+              <w:pStyle w:val="Celda"/>
+            </w:pPr>
+          </w:p>
+        </w:tc>
+        <w:tc>
+          <w:tcPr>
+            <w:tcW w:w="1606" w:type="dxa"/>
+          </w:tcPr>
+          <w:p>
+            <w:pPr>
+              <w:pStyle w:val="Celda"/>
+            </w:pPr>
+            <w:r>
+              <w:t xml:space="preserve">T01, T03.</w:t>
+            </w:r>
+          </w:p>
+        </w:tc>
+        <w:tc>
+          <w:tcPr>
+            <w:tcW w:w="1606" w:type="dxa"/>
+          </w:tcPr>
+          <w:p>
+            <w:pPr>
+              <w:pStyle w:val="Celda"/>
+            </w:pPr>
+          </w:p>
+        </w:tc>
+      </w:tr>
+      <w:tr>
+        <w:tc>
+          <w:tcPr>
+            <w:tcW w:w="1606" w:type="dxa"/>
+          </w:tcPr>
+          <w:p>
+            <w:pPr>
+              <w:pStyle w:val="Celda"/>
+            </w:pPr>
+            <w:r>
+              <w:t xml:space="preserve">N-09</w:t>
+            </w:r>
+          </w:p>
+        </w:tc>
+        <w:tc>
+          <w:tcPr>
+            <w:tcW w:w="1606" w:type="dxa"/>
+          </w:tcPr>
+          <w:p>
+            <w:pPr>
+              <w:pStyle w:val="Celda"/>
+            </w:pPr>
+            <w:r>
+              <w:t xml:space="preserve">Hipótesis de valor con línea base y criterios de parada antes de la viabilidad.</w:t>
+            </w:r>
+          </w:p>
+        </w:tc>
+        <w:tc>
+          <w:tcPr>
+            <w:tcW w:w="1606" w:type="dxa"/>
+          </w:tcPr>
+          <w:p>
+            <w:pPr>
+              <w:pStyle w:val="Celda"/>
+            </w:pPr>
+            <w:r>
+              <w:t xml:space="preserve">—</w:t>
+            </w:r>
+          </w:p>
+        </w:tc>
+        <w:tc>
+          <w:tcPr>
+            <w:tcW w:w="1606" w:type="dxa"/>
+          </w:tcPr>
+          <w:p>
+            <w:pPr>
+              <w:pStyle w:val="Celda"/>
+            </w:pPr>
+          </w:p>
+        </w:tc>
+        <w:tc>
+          <w:tcPr>
+            <w:tcW w:w="1606" w:type="dxa"/>
+          </w:tcPr>
+          <w:p>
+            <w:pPr>
+              <w:pStyle w:val="Celda"/>
+            </w:pPr>
+            <w:r>
+              <w:t xml:space="preserve">P08, P09; T11.</w:t>
+            </w:r>
+          </w:p>
+        </w:tc>
+        <w:tc>
+          <w:tcPr>
+            <w:tcW w:w="1606" w:type="dxa"/>
+          </w:tcPr>
+          <w:p>
+            <w:pPr>
+              <w:pStyle w:val="Celda"/>
+            </w:pPr>
+          </w:p>
+        </w:tc>
+      </w:tr>
+      <w:tr>
+        <w:tc>
+          <w:tcPr>
+            <w:tcW w:w="1606" w:type="dxa"/>
+          </w:tcPr>
+          <w:p>
+            <w:pPr>
+              <w:pStyle w:val="Celda"/>
+            </w:pPr>
+            <w:r>
+              <w:t xml:space="preserve">N-10</w:t>
+            </w:r>
+          </w:p>
+        </w:tc>
+        <w:tc>
+          <w:tcPr>
+            <w:tcW w:w="1606" w:type="dxa"/>
+          </w:tcPr>
+          <w:p>
+            <w:pPr>
+              <w:pStyle w:val="Celda"/>
+            </w:pPr>
+            <w:r>
+              <w:t xml:space="preserve">Clasificación regulatoria y registro de riesgos antes de diseñar; ningún Crítico sin aprobación del consejo.</w:t>
+            </w:r>
+          </w:p>
+        </w:tc>
+        <w:tc>
+          <w:tcPr>
+            <w:tcW w:w="1606" w:type="dxa"/>
+          </w:tcPr>
+          <w:p>
+            <w:pPr>
+              <w:pStyle w:val="Celda"/>
+            </w:pPr>
+            <w:r>
+              <w:t xml:space="preserve">—</w:t>
+            </w:r>
+          </w:p>
+        </w:tc>
+        <w:tc>
+          <w:tcPr>
+            <w:tcW w:w="1606" w:type="dxa"/>
+          </w:tcPr>
+          <w:p>
+            <w:pPr>
+              <w:pStyle w:val="Celda"/>
+            </w:pPr>
+          </w:p>
+        </w:tc>
+        <w:tc>
+          <w:tcPr>
+            <w:tcW w:w="1606" w:type="dxa"/>
+          </w:tcPr>
+          <w:p>
+            <w:pPr>
+              <w:pStyle w:val="Celda"/>
+            </w:pPr>
+            <w:r>
+              <w:t xml:space="preserve">P11, P12; T06.</w:t>
+            </w:r>
+          </w:p>
+        </w:tc>
+        <w:tc>
+          <w:tcPr>
+            <w:tcW w:w="1606" w:type="dxa"/>
+          </w:tcPr>
+          <w:p>
+            <w:pPr>
+              <w:pStyle w:val="Celda"/>
+            </w:pPr>
+          </w:p>
+        </w:tc>
+      </w:tr>
+      <w:tr>
+        <w:tc>
+          <w:tcPr>
+            <w:tcW w:w="1606" w:type="dxa"/>
+          </w:tcPr>
+          <w:p>
+            <w:pPr>
+              <w:pStyle w:val="Celda"/>
+            </w:pPr>
+            <w:r>
+              <w:t xml:space="preserve">N-11</w:t>
+            </w:r>
+          </w:p>
+        </w:tc>
+        <w:tc>
+          <w:tcPr>
+            <w:tcW w:w="1606" w:type="dxa"/>
+          </w:tcPr>
+          <w:p>
+            <w:pPr>
+              <w:pStyle w:val="Celda"/>
+            </w:pPr>
+            <w:r>
+              <w:t xml:space="preserve">Reversión probada y revisión de continuidad vigente en producción; regularización de lo anterior en el plazo de C2.</w:t>
+            </w:r>
+          </w:p>
+        </w:tc>
+        <w:tc>
+          <w:tcPr>
+            <w:tcW w:w="1606" w:type="dxa"/>
+          </w:tcPr>
+          <w:p>
+            <w:pPr>
+              <w:pStyle w:val="Celda"/>
+            </w:pPr>
+            <w:r>
+              <w:t xml:space="preserve">D4.07</w:t>
+            </w:r>
+          </w:p>
+        </w:tc>
+        <w:tc>
+          <w:tcPr>
+            <w:tcW w:w="1606" w:type="dxa"/>
+          </w:tcPr>
+          <w:p>
+            <w:pPr>
+              <w:pStyle w:val="Celda"/>
+            </w:pPr>
+          </w:p>
+        </w:tc>
+        <w:tc>
+          <w:tcPr>
+            <w:tcW w:w="1606" w:type="dxa"/>
+          </w:tcPr>
+          <w:p>
+            <w:pPr>
+              <w:pStyle w:val="Celda"/>
+            </w:pPr>
+            <w:r>
+              <w:t xml:space="preserve">T01; actas de R6; lista de regularización.</w:t>
+            </w:r>
+          </w:p>
+        </w:tc>
+        <w:tc>
+          <w:tcPr>
+            <w:tcW w:w="1606" w:type="dxa"/>
+          </w:tcPr>
+          <w:p>
+            <w:pPr>
+              <w:pStyle w:val="Celda"/>
+            </w:pPr>
+          </w:p>
+        </w:tc>
+      </w:tr>
+      <w:tr>
+        <w:tc>
+          <w:tcPr>
+            <w:tcW w:w="1606" w:type="dxa"/>
+          </w:tcPr>
+          <w:p>
+            <w:pPr>
+              <w:pStyle w:val="Celda"/>
+            </w:pPr>
+            <w:r>
+              <w:t xml:space="preserve">N-12</w:t>
+            </w:r>
+          </w:p>
+        </w:tc>
+        <w:tc>
+          <w:tcPr>
+            <w:tcW w:w="1606" w:type="dxa"/>
+          </w:tcPr>
+          <w:p>
+            <w:pPr>
+              <w:pStyle w:val="Celda"/>
+            </w:pPr>
+            <w:r>
+              <w:t xml:space="preserve">C1 y C2 completados; tesis, ambición por esfera y apetito de riesgo aprobados por el consejo; información trimestral.</w:t>
             </w:r>
           </w:p>
         </w:tc>
@@ -2174,350 +3035,45 @@
               <w:pStyle w:val="Celda"/>
             </w:pPr>
             <w:r>
-              <w:t xml:space="preserve">Actas del consejo; documento de tesis y apetito; informe C1.</w:t>
-            </w:r>
-          </w:p>
-        </w:tc>
-        <w:tc>
-          <w:tcPr>
-            <w:tcW w:w="1606" w:type="dxa"/>
-          </w:tcPr>
-          <w:p>
-            <w:pPr>
-              <w:pStyle w:val="Celda"/>
-            </w:pPr>
-          </w:p>
-        </w:tc>
-      </w:tr>
-      <w:tr>
-        <w:tc>
-          <w:tcPr>
-            <w:tcW w:w="1606" w:type="dxa"/>
-          </w:tcPr>
-          <w:p>
-            <w:pPr>
-              <w:pStyle w:val="Celda"/>
-            </w:pPr>
-            <w:r>
-              <w:t xml:space="preserve">2</w:t>
-            </w:r>
-          </w:p>
-        </w:tc>
-        <w:tc>
-          <w:tcPr>
-            <w:tcW w:w="1606" w:type="dxa"/>
-          </w:tcPr>
-          <w:p>
-            <w:pPr>
-              <w:pStyle w:val="Celda"/>
-            </w:pPr>
-            <w:r>
-              <w:t xml:space="preserve">Inventario con clasificación regulatoria, intensidad y responsable; registro de iniciativas con la trazabilidad de 01 §6.11.</w:t>
-            </w:r>
-          </w:p>
-        </w:tc>
-        <w:tc>
-          <w:tcPr>
-            <w:tcW w:w="1606" w:type="dxa"/>
-          </w:tcPr>
-          <w:p>
-            <w:pPr>
-              <w:pStyle w:val="Celda"/>
-            </w:pPr>
-            <w:r>
-              <w:t xml:space="preserve">D6.05 · D2.05</w:t>
-            </w:r>
-          </w:p>
-        </w:tc>
-        <w:tc>
-          <w:tcPr>
-            <w:tcW w:w="1606" w:type="dxa"/>
-          </w:tcPr>
-          <w:p>
-            <w:pPr>
-              <w:pStyle w:val="Celda"/>
-            </w:pPr>
-          </w:p>
-        </w:tc>
-        <w:tc>
-          <w:tcPr>
-            <w:tcW w:w="1606" w:type="dxa"/>
-          </w:tcPr>
-          <w:p>
-            <w:pPr>
-              <w:pStyle w:val="Celda"/>
-            </w:pPr>
-            <w:r>
-              <w:t xml:space="preserve">T02, T01; conciliación del inventario (32 §9).</w:t>
-            </w:r>
-          </w:p>
-        </w:tc>
-        <w:tc>
-          <w:tcPr>
-            <w:tcW w:w="1606" w:type="dxa"/>
-          </w:tcPr>
-          <w:p>
-            <w:pPr>
-              <w:pStyle w:val="Celda"/>
-            </w:pPr>
-          </w:p>
-        </w:tc>
-      </w:tr>
-      <w:tr>
-        <w:tc>
-          <w:tcPr>
-            <w:tcW w:w="1606" w:type="dxa"/>
-          </w:tcPr>
-          <w:p>
-            <w:pPr>
-              <w:pStyle w:val="Celda"/>
-            </w:pPr>
-            <w:r>
-              <w:t xml:space="preserve">3</w:t>
-            </w:r>
-          </w:p>
-        </w:tc>
-        <w:tc>
-          <w:tcPr>
-            <w:tcW w:w="1606" w:type="dxa"/>
-          </w:tcPr>
-          <w:p>
-            <w:pPr>
-              <w:pStyle w:val="Celda"/>
-            </w:pPr>
-            <w:r>
-              <w:t xml:space="preserve">Roles y órganos asignados con las incompatibilidades de 01 §8.2.</w:t>
-            </w:r>
-          </w:p>
-        </w:tc>
-        <w:tc>
-          <w:tcPr>
-            <w:tcW w:w="1606" w:type="dxa"/>
-          </w:tcPr>
-          <w:p>
-            <w:pPr>
-              <w:pStyle w:val="Celda"/>
-            </w:pPr>
-            <w:r>
-              <w:t xml:space="preserve">D1.07 · D1.08</w:t>
-            </w:r>
-          </w:p>
-        </w:tc>
-        <w:tc>
-          <w:tcPr>
-            <w:tcW w:w="1606" w:type="dxa"/>
-          </w:tcPr>
-          <w:p>
-            <w:pPr>
-              <w:pStyle w:val="Celda"/>
-            </w:pPr>
-          </w:p>
-        </w:tc>
-        <w:tc>
-          <w:tcPr>
-            <w:tcW w:w="1606" w:type="dxa"/>
-          </w:tcPr>
-          <w:p>
-            <w:pPr>
-              <w:pStyle w:val="Celda"/>
-            </w:pPr>
-            <w:r>
-              <w:t xml:space="preserve">Mandatos (documento 30); P03.</w:t>
-            </w:r>
-          </w:p>
-        </w:tc>
-        <w:tc>
-          <w:tcPr>
-            <w:tcW w:w="1606" w:type="dxa"/>
-          </w:tcPr>
-          <w:p>
-            <w:pPr>
-              <w:pStyle w:val="Celda"/>
-            </w:pPr>
-          </w:p>
-        </w:tc>
-      </w:tr>
-      <w:tr>
-        <w:tc>
-          <w:tcPr>
-            <w:tcW w:w="1606" w:type="dxa"/>
-          </w:tcPr>
-          <w:p>
-            <w:pPr>
-              <w:pStyle w:val="Celda"/>
-            </w:pPr>
-            <w:r>
-              <w:t xml:space="preserve">4</w:t>
-            </w:r>
-          </w:p>
-        </w:tc>
-        <w:tc>
-          <w:tcPr>
-            <w:tcW w:w="1606" w:type="dxa"/>
-          </w:tcPr>
-          <w:p>
-            <w:pPr>
-              <w:pStyle w:val="Celda"/>
-            </w:pPr>
-            <w:r>
-              <w:t xml:space="preserve">Todas las iniciativas nuevas recorren el ciclo de vida con sus </w:t>
-            </w:r>
-            <w:r>
-              <w:rPr>
-                <w:i/>
-              </w:rPr>
-              <w:t xml:space="preserve">gates</w:t>
-            </w:r>
-            <w:r>
-              <w:t xml:space="preserve"> registrados.</w:t>
-            </w:r>
-          </w:p>
-        </w:tc>
-        <w:tc>
-          <w:tcPr>
-            <w:tcW w:w="1606" w:type="dxa"/>
-          </w:tcPr>
-          <w:p>
-            <w:pPr>
-              <w:pStyle w:val="Celda"/>
-            </w:pPr>
-            <w:r>
-              <w:t xml:space="preserve">D2.06</w:t>
-            </w:r>
-          </w:p>
-        </w:tc>
-        <w:tc>
-          <w:tcPr>
-            <w:tcW w:w="1606" w:type="dxa"/>
-          </w:tcPr>
-          <w:p>
-            <w:pPr>
-              <w:pStyle w:val="Celda"/>
-            </w:pPr>
-          </w:p>
-        </w:tc>
-        <w:tc>
-          <w:tcPr>
-            <w:tcW w:w="1606" w:type="dxa"/>
-          </w:tcPr>
-          <w:p>
-            <w:pPr>
-              <w:pStyle w:val="Celda"/>
-            </w:pPr>
-            <w:r>
-              <w:t xml:space="preserve">T01, T03, P29.</w:t>
-            </w:r>
-          </w:p>
-        </w:tc>
-        <w:tc>
-          <w:tcPr>
-            <w:tcW w:w="1606" w:type="dxa"/>
-          </w:tcPr>
-          <w:p>
-            <w:pPr>
-              <w:pStyle w:val="Celda"/>
-            </w:pPr>
-          </w:p>
-        </w:tc>
-      </w:tr>
-      <w:tr>
-        <w:tc>
-          <w:tcPr>
-            <w:tcW w:w="1606" w:type="dxa"/>
-          </w:tcPr>
-          <w:p>
-            <w:pPr>
-              <w:pStyle w:val="Celda"/>
-            </w:pPr>
-            <w:r>
-              <w:t xml:space="preserve">5</w:t>
-            </w:r>
-          </w:p>
-        </w:tc>
-        <w:tc>
-          <w:tcPr>
-            <w:tcW w:w="1606" w:type="dxa"/>
-          </w:tcPr>
-          <w:p>
-            <w:pPr>
-              <w:pStyle w:val="Celda"/>
-            </w:pPr>
-            <w:r>
-              <w:t xml:space="preserve">Todas las iniciativas en producción tienen revisión de continuidad vigente.</w:t>
-            </w:r>
-          </w:p>
-        </w:tc>
-        <w:tc>
-          <w:tcPr>
-            <w:tcW w:w="1606" w:type="dxa"/>
-          </w:tcPr>
-          <w:p>
-            <w:pPr>
-              <w:pStyle w:val="Celda"/>
-            </w:pPr>
-            <w:r>
-              <w:t xml:space="preserve">D4.07</w:t>
-            </w:r>
-          </w:p>
-        </w:tc>
-        <w:tc>
-          <w:tcPr>
-            <w:tcW w:w="1606" w:type="dxa"/>
-          </w:tcPr>
-          <w:p>
-            <w:pPr>
-              <w:pStyle w:val="Celda"/>
-            </w:pPr>
-          </w:p>
-        </w:tc>
-        <w:tc>
-          <w:tcPr>
-            <w:tcW w:w="1606" w:type="dxa"/>
-          </w:tcPr>
-          <w:p>
-            <w:pPr>
-              <w:pStyle w:val="Celda"/>
-            </w:pPr>
-            <w:r>
-              <w:t xml:space="preserve">T01; actas de R6.</w:t>
-            </w:r>
-          </w:p>
-        </w:tc>
-        <w:tc>
-          <w:tcPr>
-            <w:tcW w:w="1606" w:type="dxa"/>
-          </w:tcPr>
-          <w:p>
-            <w:pPr>
-              <w:pStyle w:val="Celda"/>
-            </w:pPr>
-          </w:p>
-        </w:tc>
-      </w:tr>
-      <w:tr>
-        <w:tc>
-          <w:tcPr>
-            <w:tcW w:w="1606" w:type="dxa"/>
-          </w:tcPr>
-          <w:p>
-            <w:pPr>
-              <w:pStyle w:val="Celda"/>
-            </w:pPr>
-            <w:r>
-              <w:t xml:space="preserve">6</w:t>
-            </w:r>
-          </w:p>
-        </w:tc>
-        <w:tc>
-          <w:tcPr>
-            <w:tcW w:w="1606" w:type="dxa"/>
-          </w:tcPr>
-          <w:p>
-            <w:pPr>
-              <w:pStyle w:val="Celda"/>
-            </w:pPr>
-            <w:r>
-              <w:t xml:space="preserve">Aplica las reglas de medición del valor y reporta al consejo con el panel de supervisión.</w:t>
+              <w:t xml:space="preserve">Actas del consejo; tesis y apetito; informe C1.</w:t>
+            </w:r>
+          </w:p>
+        </w:tc>
+        <w:tc>
+          <w:tcPr>
+            <w:tcW w:w="1606" w:type="dxa"/>
+          </w:tcPr>
+          <w:p>
+            <w:pPr>
+              <w:pStyle w:val="Celda"/>
+            </w:pPr>
+          </w:p>
+        </w:tc>
+      </w:tr>
+      <w:tr>
+        <w:tc>
+          <w:tcPr>
+            <w:tcW w:w="1606" w:type="dxa"/>
+          </w:tcPr>
+          <w:p>
+            <w:pPr>
+              <w:pStyle w:val="Celda"/>
+            </w:pPr>
+            <w:r>
+              <w:t xml:space="preserve">N-13</w:t>
+            </w:r>
+          </w:p>
+        </w:tc>
+        <w:tc>
+          <w:tcPr>
+            <w:tcW w:w="1606" w:type="dxa"/>
+          </w:tcPr>
+          <w:p>
+            <w:pPr>
+              <w:pStyle w:val="Celda"/>
+            </w:pPr>
+            <w:r>
+              <w:t xml:space="preserve">Reglas de medición del valor aplicadas e información al consejo con el panel de supervisión.</w:t>
             </w:r>
           </w:p>
         </w:tc>
@@ -2578,20 +3134,20 @@
               <w:pStyle w:val="Celda"/>
             </w:pPr>
             <w:r>
-              <w:t xml:space="preserve">7</w:t>
-            </w:r>
-          </w:p>
-        </w:tc>
-        <w:tc>
-          <w:tcPr>
-            <w:tcW w:w="1606" w:type="dxa"/>
-          </w:tcPr>
-          <w:p>
-            <w:pPr>
-              <w:pStyle w:val="Celda"/>
-            </w:pPr>
-            <w:r>
-              <w:t xml:space="preserve">Gestiona las no conformidades con el proceso de 01 §12.</w:t>
+              <w:t xml:space="preserve">N-14</w:t>
+            </w:r>
+          </w:p>
+        </w:tc>
+        <w:tc>
+          <w:tcPr>
+            <w:tcW w:w="1606" w:type="dxa"/>
+          </w:tcPr>
+          <w:p>
+            <w:pPr>
+              <w:pStyle w:val="Celda"/>
+            </w:pPr>
+            <w:r>
+              <w:t xml:space="preserve">No conformidades gestionadas con el proceso de 01 §12.</w:t>
             </w:r>
           </w:p>
         </w:tc>
@@ -2628,80 +3184,6 @@
             </w:pPr>
             <w:r>
               <w:t xml:space="preserve">T08; informes a la comisión delegada.</w:t>
-            </w:r>
-          </w:p>
-        </w:tc>
-        <w:tc>
-          <w:tcPr>
-            <w:tcW w:w="1606" w:type="dxa"/>
-          </w:tcPr>
-          <w:p>
-            <w:pPr>
-              <w:pStyle w:val="Celda"/>
-            </w:pPr>
-          </w:p>
-        </w:tc>
-      </w:tr>
-      <w:tr>
-        <w:tc>
-          <w:tcPr>
-            <w:tcW w:w="1606" w:type="dxa"/>
-          </w:tcPr>
-          <w:p>
-            <w:pPr>
-              <w:pStyle w:val="Celda"/>
-            </w:pPr>
-            <w:r>
-              <w:t xml:space="preserve">—</w:t>
-            </w:r>
-          </w:p>
-        </w:tc>
-        <w:tc>
-          <w:tcPr>
-            <w:tcW w:w="1606" w:type="dxa"/>
-          </w:tcPr>
-          <w:p>
-            <w:pPr>
-              <w:pStyle w:val="Celda"/>
-            </w:pPr>
-            <w:r>
-              <w:t xml:space="preserve">Regularización de las iniciativas en producción anteriores a la adopción, en el plazo aprobado en C2.</w:t>
-            </w:r>
-          </w:p>
-        </w:tc>
-        <w:tc>
-          <w:tcPr>
-            <w:tcW w:w="1606" w:type="dxa"/>
-          </w:tcPr>
-          <w:p>
-            <w:pPr>
-              <w:pStyle w:val="Celda"/>
-            </w:pPr>
-            <w:r>
-              <w:t xml:space="preserve">—</w:t>
-            </w:r>
-          </w:p>
-        </w:tc>
-        <w:tc>
-          <w:tcPr>
-            <w:tcW w:w="1606" w:type="dxa"/>
-          </w:tcPr>
-          <w:p>
-            <w:pPr>
-              <w:pStyle w:val="Celda"/>
-            </w:pPr>
-          </w:p>
-        </w:tc>
-        <w:tc>
-          <w:tcPr>
-            <w:tcW w:w="1606" w:type="dxa"/>
-          </w:tcPr>
-          <w:p>
-            <w:pPr>
-              <w:pStyle w:val="Celda"/>
-            </w:pPr>
-            <w:r>
-              <w:t xml:space="preserve">Lista de iniciativas, plazo y revisión equivalente a G7.</w:t>
             </w:r>
           </w:p>
         </w:tc>
@@ -3573,7 +4055,7 @@
               <w:pStyle w:val="Celda"/>
             </w:pPr>
             <w:r>
-              <w:t xml:space="preserve">Resultado No conforme en una auditoría o reauditoría; no conformidad mayor o crítica en una de las siete condiciones; cambio de perímetro no declarado. En esos casos se retira la declaración de las comunicaciones hasta superar una reauditoría.</w:t>
+              <w:t xml:space="preserve">Resultado No conforme en una auditoría o reauditoría; no conformidad mayor o crítica en una de las reglas del núcleo; cambio de perímetro no declarado. En esos casos se retira la declaración de las comunicaciones hasta superar una reauditoría.</w:t>
             </w:r>
           </w:p>
         </w:tc>
@@ -4017,7 +4499,7 @@
               <w:pStyle w:val="Celda"/>
             </w:pPr>
             <w:r>
-              <w:t xml:space="preserve">Las siete condiciones tienen evidencia enlazada y las preguntas D1.05, D1.07, D1.08, D2.05, D2.06, D4.07, D6.05, D6.07, D7.05 y D7.06 están en «Sí» en una evaluación verificada.</w:t>
+              <w:t xml:space="preserve">Las catorce reglas del núcleo tienen evidencia enlazada y las preguntas D1.05, D1.07, D1.08, D2.05, D2.06, D4.07, D6.05, D6.07, D7.05 y D7.06 están en «Sí» en una evaluación verificada.</w:t>
             </w:r>
           </w:p>
         </w:tc>
@@ -4903,6 +5385,47 @@
             </w:r>
             <w:r>
               <w:t xml:space="preserve"> del documento 11; distingue la declaración integral de la modular (01 §1.2) y advierte de que no existe certificación oficial en la versión 0.x.</w:t>
+            </w:r>
+          </w:p>
+        </w:tc>
+      </w:tr>
+      <w:tr>
+        <w:tc>
+          <w:tcPr>
+            <w:tcW w:w="3213" w:type="dxa"/>
+          </w:tcPr>
+          <w:p>
+            <w:pPr>
+              <w:pStyle w:val="Celda"/>
+            </w:pPr>
+            <w:r>
+              <w:t xml:space="preserve">0.2</w:t>
+            </w:r>
+          </w:p>
+        </w:tc>
+        <w:tc>
+          <w:tcPr>
+            <w:tcW w:w="3213" w:type="dxa"/>
+          </w:tcPr>
+          <w:p>
+            <w:pPr>
+              <w:pStyle w:val="Celda"/>
+            </w:pPr>
+            <w:r>
+              <w:t xml:space="preserve">01-10-2026</w:t>
+            </w:r>
+          </w:p>
+        </w:tc>
+        <w:tc>
+          <w:tcPr>
+            <w:tcW w:w="3213" w:type="dxa"/>
+          </w:tcPr>
+          <w:p>
+            <w:pPr>
+              <w:pStyle w:val="Celda"/>
+            </w:pPr>
+            <w:r>
+              <w:t xml:space="preserve">Las siete condiciones de 01 §14 pasan a las catorce reglas del núcleo (01 §14.1, N-01 a N-14), con su pregunta del documento 11 y su evidencia; campo «Versión del núcleo aplicada».</w:t>
             </w:r>
           </w:p>
         </w:tc>
